--- a/docs/Recbuddy Notes.docx
+++ b/docs/Recbuddy Notes.docx
@@ -276,6 +276,26 @@
           <w:strike/>
         </w:rPr>
         <w:t>Have actuals of time on feet and weekly volume for both weekly and monthly view</w:t>
+      </w:r>
+    </w:p>
+    <w:p>
+      <w:pPr>
+        <w:pStyle w:val="ListParagraph"/>
+        <w:numPr>
+          <w:ilvl w:val="0"/>
+          <w:numId w:val="1"/>
+        </w:numPr>
+        <w:rPr>
+          <w:b/>
+          <w:bCs/>
+        </w:rPr>
+      </w:pPr>
+      <w:r>
+        <w:rPr>
+          <w:b/>
+          <w:bCs/>
+        </w:rPr>
+        <w:t>Training start date is not working properly – reverts to current day as the start date</w:t>
       </w:r>
     </w:p>
     <w:p>
